--- a/SCADA-Line-Monitor_3/parts/06_Глава4_Эффективность.docx
+++ b/SCADA-Line-Monitor_3/parts/06_Глава4_Эффективность.docx
@@ -3158,7 +3158,9 @@
           <w:color w:val="000000"/>
           <w:sz w:val="28"/>
         </w:rPr>
-        <w:t>При среднем тарифе 5,5 руб./кВт·ч экономический эффект от сокращения недоотпуска составляет: Эн = (42,5 – 11,3) × 1000 × 5,5 = 171 600 руб./год на один участок ВЛ. Дополнительный экономический эффект формируется за счёт сокращения затрат на выездные осмотры линии и оплату труда ремонтного персонала [8].</w:t>
+        <w:t>Эн = (Wн.без – Wн.с) × Тэ</w:t>
+        <w:tab/>
+        <w:t>(4.3)</w:t>
       </w:r>
     </w:p>
     <w:p>
@@ -3175,29 +3177,7 @@
           <w:rFonts w:ascii="Times New Roman" w:hAnsi="Times New Roman"/>
           <w:sz w:val="28"/>
         </w:rPr>
-        <w:tab/>
-      </w:r>
-      <w:r>
-        <w:rPr>
-          <w:rFonts w:ascii="Times New Roman" w:hAnsi="Times New Roman"/>
-          <w:i/>
-          <w:sz w:val="28"/>
-        </w:rPr>
-        <w:t>Эн = (Wн.без – Wн.с) × Тэ</w:t>
-      </w:r>
-      <w:r>
-        <w:rPr>
-          <w:rFonts w:ascii="Times New Roman" w:hAnsi="Times New Roman"/>
-          <w:sz w:val="28"/>
-        </w:rPr>
-        <w:tab/>
-      </w:r>
-      <w:r>
-        <w:rPr>
-          <w:rFonts w:ascii="Times New Roman" w:hAnsi="Times New Roman"/>
-          <w:sz w:val="28"/>
-        </w:rPr>
-        <w:t>(4.3)</w:t>
+        <w:t>При среднем тарифе 5,5 руб./кВт·ч экономический эффект от сокращения недоотпуска составляет: Эн = (42,5 – 11,3) × 1000 × 5,5 = 171 600 руб./год на один участок ВЛ. Дополнительный экономический эффект формируется за счёт сокращения затрат на выездные осмотры линии и оплату труда ремонтного персонала [8].</w:t>
       </w:r>
     </w:p>
     <w:p>
@@ -3215,176 +3195,6 @@
           <w:sz w:val="28"/>
         </w:rPr>
         <w:t>где Wн.без и Wн.с — недоотпуск электроэнергии без SCADA и с SCADA соответственно, МВт·ч/год; Тэ — средний тариф на электроэнергию для конечных потребителей [7].</w:t>
-      </w:r>
-    </w:p>
-    <w:p>
-      <w:pPr>
-        <w:spacing w:before="0" w:after="0" w:line="360" w:lineRule="auto"/>
-        <w:ind w:firstLine="709"/>
-        <w:jc w:val="both"/>
-      </w:pPr>
-      <w:r>
-        <w:rPr>
-          <w:rFonts w:ascii="Times New Roman" w:hAnsi="Times New Roman"/>
-          <w:b w:val="0"/>
-          <w:i w:val="0"/>
-          <w:color w:val="000000"/>
-          <w:sz w:val="28"/>
-        </w:rPr>
-        <w:t>Для более полного понимания влияния SCADA-системы на надёжность электроснабжения рассмотрим подробный расчёт показателей SAIDI и SAIFI.</w:t>
-      </w:r>
-    </w:p>
-    <w:p>
-      <w:pPr>
-        <w:spacing w:before="0" w:after="0" w:line="360" w:lineRule="auto"/>
-        <w:ind w:firstLine="709"/>
-        <w:jc w:val="both"/>
-      </w:pPr>
-      <w:r>
-        <w:rPr>
-          <w:rFonts w:ascii="Times New Roman" w:hAnsi="Times New Roman"/>
-          <w:b w:val="0"/>
-          <w:i w:val="0"/>
-          <w:color w:val="000000"/>
-          <w:sz w:val="28"/>
-        </w:rPr>
-        <w:t>Расчёт SAIDI выполняется по формуле: SAIDI = (сумма произведений Ni * ri) / Nt, где Ni — количество потребителей, затронутых i-м отключением; ri — длительность i-го отключения, часов; Nt — общее количество обслуживаемых потребителей.</w:t>
-      </w:r>
-    </w:p>
-    <w:p>
-      <w:pPr>
-        <w:spacing w:before="0" w:after="0" w:line="360" w:lineRule="auto"/>
-        <w:ind w:firstLine="709"/>
-        <w:jc w:val="both"/>
-      </w:pPr>
-      <w:r>
-        <w:rPr>
-          <w:rFonts w:ascii="Times New Roman" w:hAnsi="Times New Roman"/>
-          <w:b w:val="0"/>
-          <w:i w:val="0"/>
-          <w:color w:val="000000"/>
-          <w:sz w:val="28"/>
-        </w:rPr>
-        <w:t>Для рассматриваемого участка ВЛ 10 кВ общее количество обслуживаемых потребителей Nt = 3500. Среднее число аварийных отключений в год составляет 12. При отсутствии SCADA-системы каждое аварийное отключение затрагивает в среднем 2500 потребителей (линия отключается полностью от головного выключателя, так как место повреждения неизвестно) со средней продолжительностью 4,5 часа. При наличии SCADA-системы и реклоузеров среднее число затронутых потребителей сокращается до 900 (отключается только повреждённая секция), а средняя продолжительность — до 1,2 часа.</w:t>
-      </w:r>
-    </w:p>
-    <w:p>
-      <w:pPr>
-        <w:spacing w:before="0" w:after="0" w:line="360" w:lineRule="auto"/>
-        <w:ind w:firstLine="709"/>
-        <w:jc w:val="both"/>
-      </w:pPr>
-      <w:r>
-        <w:rPr>
-          <w:rFonts w:ascii="Times New Roman" w:hAnsi="Times New Roman"/>
-          <w:b w:val="0"/>
-          <w:i w:val="0"/>
-          <w:color w:val="000000"/>
-          <w:sz w:val="28"/>
-        </w:rPr>
-        <w:t>Расчёт SAIDI без SCADA: SAIDI = (12 × 2500 × 4,5) / 3500 = 38,6 часов/потребитель/год.</w:t>
-      </w:r>
-    </w:p>
-    <w:p>
-      <w:pPr>
-        <w:spacing w:before="0" w:after="0" w:line="360" w:lineRule="auto"/>
-        <w:ind w:firstLine="709"/>
-        <w:jc w:val="both"/>
-      </w:pPr>
-      <w:r>
-        <w:rPr>
-          <w:rFonts w:ascii="Times New Roman" w:hAnsi="Times New Roman"/>
-          <w:b w:val="0"/>
-          <w:i w:val="0"/>
-          <w:color w:val="000000"/>
-          <w:sz w:val="28"/>
-        </w:rPr>
-        <w:t>Расчёт SAIDI с SCADA: SAIDI = (12 × 900 × 1,2) / 3500 = 3,7 часов/потребитель/год.</w:t>
-      </w:r>
-    </w:p>
-    <w:p>
-      <w:pPr>
-        <w:spacing w:before="0" w:after="0" w:line="360" w:lineRule="auto"/>
-        <w:ind w:firstLine="709"/>
-        <w:jc w:val="both"/>
-      </w:pPr>
-      <w:r>
-        <w:rPr>
-          <w:rFonts w:ascii="Times New Roman" w:hAnsi="Times New Roman"/>
-          <w:b w:val="0"/>
-          <w:i w:val="0"/>
-          <w:color w:val="000000"/>
-          <w:sz w:val="28"/>
-        </w:rPr>
-        <w:t>Улучшение показателя SAIDI составляет более чем в 10 раз, что значительно превышает типичные показатели для электросетевых компаний развитых стран (SAIDI = 1–5 часов/год по данным CEER).</w:t>
-      </w:r>
-    </w:p>
-    <w:p>
-      <w:pPr>
-        <w:spacing w:before="0" w:after="0" w:line="360" w:lineRule="auto"/>
-        <w:ind w:firstLine="709"/>
-        <w:jc w:val="both"/>
-      </w:pPr>
-      <w:r>
-        <w:rPr>
-          <w:rFonts w:ascii="Times New Roman" w:hAnsi="Times New Roman"/>
-          <w:b w:val="0"/>
-          <w:i w:val="0"/>
-          <w:color w:val="000000"/>
-          <w:sz w:val="28"/>
-        </w:rPr>
-        <w:t>Расчёт SAIFI выполняется аналогично: SAIFI = (сумма Ni) / Nt. Без SCADA: SAIFI = (12 × 2500) / 3500 = 8,6 ед./год. С SCADA: SAIFI = (12 × 900) / 3500 = 3,1 ед./год. Снижение SAIFI в 2,8 раза обусловлено уменьшением зоны отключения за счёт автоматического секционирования реклоузерами.</w:t>
-      </w:r>
-    </w:p>
-    <w:p>
-      <w:pPr>
-        <w:spacing w:before="0" w:after="0" w:line="360" w:lineRule="auto"/>
-        <w:ind w:firstLine="709"/>
-        <w:jc w:val="both"/>
-      </w:pPr>
-      <w:r>
-        <w:rPr>
-          <w:rFonts w:ascii="Times New Roman" w:hAnsi="Times New Roman"/>
-          <w:b w:val="0"/>
-          <w:i w:val="0"/>
-          <w:color w:val="000000"/>
-          <w:sz w:val="28"/>
-        </w:rPr>
-        <w:t>Детальный расчёт влияния внедрения SCADA-системы на показатели надёжности электроснабжения выполнен на основе статистических данных о повреждаемости воздушных линий 6–10 кВ в центральных районах Российской Федерации. Среднее количество устойчивых повреждений на 100 километров линий составляет 8–12 в год, при этом основными причинами являются: воздействие ветровых нагрузок (30–35 процентов), падение деревьев на провода (25–30 процентов), грозовые перенапряжения (15–20 процентов) и повреждения изоляции вследствие старения (10–15 процентов). Среднее время восстановления электроснабжения при отсутствии систем автоматизации составляет 3–4 часа, включая время обнаружения повреждения (1–1,5 часа), время определения места повреждения (0,5–1 час) и время проведения ремонтных работ (1–1,5 часа).</w:t>
-      </w:r>
-    </w:p>
-    <w:p>
-      <w:pPr>
-        <w:spacing w:before="0" w:after="0" w:line="360" w:lineRule="auto"/>
-        <w:ind w:firstLine="709"/>
-        <w:jc w:val="both"/>
-      </w:pPr>
-      <w:r>
-        <w:rPr>
-          <w:rFonts w:ascii="Times New Roman" w:hAnsi="Times New Roman"/>
-          <w:b w:val="0"/>
-          <w:i w:val="0"/>
-          <w:color w:val="000000"/>
-          <w:sz w:val="28"/>
-        </w:rPr>
-        <w:t>Внедрение системы мониторинга с реклоузерами позволяет существенно сократить время обнаружения и локализации повреждения. Система фиксирует факт срабатывания защиты в течение 1–2 секунд и автоматически определяет повреждённый участок по данным от трёх реклоузеров. Функция автоматического секционирования обеспечивает изоляцию повреждённого участка и восстановление электроснабжения неповреждённых участков в течение 30–60 секунд. Таким образом, для потребителей, подключённых к неповреждённым участкам, время перерыва электроснабжения сокращается с нескольких часов до одной минуты.</w:t>
-      </w:r>
-    </w:p>
-    <w:p>
-      <w:pPr>
-        <w:spacing w:before="0" w:after="0" w:line="360" w:lineRule="auto"/>
-        <w:ind w:firstLine="709"/>
-        <w:jc w:val="both"/>
-      </w:pPr>
-      <w:r>
-        <w:rPr>
-          <w:rFonts w:ascii="Times New Roman" w:hAnsi="Times New Roman"/>
-          <w:b w:val="0"/>
-          <w:i w:val="0"/>
-          <w:color w:val="000000"/>
-          <w:sz w:val="28"/>
-        </w:rPr>
-        <w:t>Расчёт показателя SAIDI для автоматизированного участка с тремя реклоузерами выполнен по методике, рекомендованной стандартом IEEE 1366-2012. До внедрения SCADA-системы показатель SAIDI для рассматриваемого участка составлял 15,8 часов на потребителя в год. После внедрения системы мониторинга с функцией автоматического секционирования расчётное значение SAIDI составляет 4,2 часа на потребителя в год, что соответствует улучшению в 3,8 раза. Данное улучшение достигается за счёт трёх основных факторов: сокращения времени обнаружения повреждения (вклад — 40 процентов), автоматического секционирования (вклад — 45 процентов) и оптимизации диспетчерского управления (вклад — 15 процентов).</w:t>
       </w:r>
     </w:p>
     <w:p>
@@ -5653,74 +5463,6 @@
     </w:p>
     <w:p>
       <w:pPr>
-        <w:spacing w:before="0" w:after="0" w:line="360" w:lineRule="auto"/>
-        <w:ind w:firstLine="709"/>
-        <w:jc w:val="both"/>
-      </w:pPr>
-      <w:r>
-        <w:rPr>
-          <w:rFonts w:ascii="Times New Roman" w:hAnsi="Times New Roman"/>
-          <w:b w:val="0"/>
-          <w:i w:val="0"/>
-          <w:color w:val="000000"/>
-          <w:sz w:val="28"/>
-        </w:rPr>
-        <w:t>Для более детального сравнения разработанного прототипа с коммерческими решениями рассмотрим ряд дополнительных критериев.</w:t>
-      </w:r>
-    </w:p>
-    <w:p>
-      <w:pPr>
-        <w:spacing w:before="0" w:after="0" w:line="360" w:lineRule="auto"/>
-        <w:ind w:firstLine="709"/>
-        <w:jc w:val="both"/>
-      </w:pPr>
-      <w:r>
-        <w:rPr>
-          <w:rFonts w:ascii="Times New Roman" w:hAnsi="Times New Roman"/>
-          <w:b w:val="0"/>
-          <w:i w:val="0"/>
-          <w:color w:val="000000"/>
-          <w:sz w:val="28"/>
-        </w:rPr>
-        <w:t>С точки зрения технологического стека, прототип SmartGrid Line использует современные веб-технологии (Python, Flask, WebSocket, HTML5/JavaScript), что обеспечивает лёгкость развёртывания и обслуживания. В отличие от WinCC, требующего установки специализированного клиентского ПО и работающего исключительно на Windows, прототип доступен через любой современный веб-браузер на любой операционной системе. MasterSCADA 4D также поддерживает веб-доступ, однако для полноценной работы требует установки серверной части на выделенный компьютер с лицензией.</w:t>
-      </w:r>
-    </w:p>
-    <w:p>
-      <w:pPr>
-        <w:spacing w:before="0" w:after="0" w:line="360" w:lineRule="auto"/>
-        <w:ind w:firstLine="709"/>
-        <w:jc w:val="both"/>
-      </w:pPr>
-      <w:r>
-        <w:rPr>
-          <w:rFonts w:ascii="Times New Roman" w:hAnsi="Times New Roman"/>
-          <w:b w:val="0"/>
-          <w:i w:val="0"/>
-          <w:color w:val="000000"/>
-          <w:sz w:val="28"/>
-        </w:rPr>
-        <w:t>С точки зрения стоимости владения (TCO, Total Cost of Ownership) на горизонте 5 лет, прототип SmartGrid Line имеет существенное преимущество. Для типовой инсталляции на 30 устройств: TCO SmartGrid Line = 1 645 тыс. руб. (единовременно) + 480 тыс. руб./год × 5 = 4 045 тыс. руб.; TCO MasterSCADA = 200 тыс. руб. (лицензия) + 850 тыс. руб. (оборудование) + 600 тыс. руб. (пусконаладка) + 300 тыс. руб./год × 5 = 3 150 тыс. руб.; TCO WinCC = 500 тыс. руб. (лицензия) + 850 тыс. руб. (оборудование) + 800 тыс. руб. (пусконаладка) + 400 тыс. руб./год × 5 = 4 150 тыс. руб. Таким образом, TCO прототипа сопоставим с MasterSCADA и WinCC, однако при масштабировании (увеличении числа лицензий) преимущество открытого решения возрастает.</w:t>
-      </w:r>
-    </w:p>
-    <w:p>
-      <w:pPr>
-        <w:spacing w:before="0" w:after="0" w:line="360" w:lineRule="auto"/>
-        <w:ind w:firstLine="709"/>
-        <w:jc w:val="both"/>
-      </w:pPr>
-      <w:r>
-        <w:rPr>
-          <w:rFonts w:ascii="Times New Roman" w:hAnsi="Times New Roman"/>
-          <w:b w:val="0"/>
-          <w:i w:val="0"/>
-          <w:color w:val="000000"/>
-          <w:sz w:val="28"/>
-        </w:rPr>
-        <w:t>Важным преимуществом прототипа является возможность полной кастомизации системы под конкретные требования заказчика без обращения к разработчику. Открытый исходный код на Python позволяет специалистам электросетевой компании самостоятельно добавлять новые функции, модифицировать алгоритмы обработки данных и интегрировать систему с другими информационными системами предприятия (ERP, BI, ГИС). В случае коммерческих SCADA-систем подобные модификации требуют обращения к разработчику или приобретения дополнительных модулей.</w:t>
-      </w:r>
-    </w:p>
-    <w:p>
-      <w:pPr>
         <w:spacing w:before="120" w:after="0"/>
         <w:ind w:firstLine="0"/>
         <w:jc w:val="center"/>
@@ -7186,125 +6928,6 @@
     </w:p>
     <w:p>
       <w:pPr>
-        <w:spacing w:before="0" w:after="0" w:line="360" w:lineRule="auto"/>
-        <w:ind w:firstLine="709"/>
-        <w:jc w:val="both"/>
-      </w:pPr>
-      <w:r>
-        <w:rPr>
-          <w:rFonts w:ascii="Times New Roman" w:hAnsi="Times New Roman"/>
-          <w:b w:val="0"/>
-          <w:i w:val="0"/>
-          <w:color w:val="000000"/>
-          <w:sz w:val="28"/>
-        </w:rPr>
-        <w:t>Проведённый анализ рынка позволяет выделить целевой сегмент для разработанного решения. Основными потенциальными заказчиками являются межрегиональные распределительные сетевые компании (МРСК), входящие в группу ПАО «Россети», территориальные сетевые организации (ТСО), промышленные предприятия с собственной электросетевой инфраструктурой, а также инжиниринговые компании, выполняющие проекты автоматизации электросетей.</w:t>
-      </w:r>
-    </w:p>
-    <w:p>
-      <w:pPr>
-        <w:spacing w:before="0" w:after="0" w:line="360" w:lineRule="auto"/>
-        <w:ind w:firstLine="709"/>
-        <w:jc w:val="both"/>
-      </w:pPr>
-      <w:r>
-        <w:rPr>
-          <w:rFonts w:ascii="Times New Roman" w:hAnsi="Times New Roman"/>
-          <w:b w:val="0"/>
-          <w:i w:val="0"/>
-          <w:color w:val="000000"/>
-          <w:sz w:val="28"/>
-        </w:rPr>
-        <w:t>По экспертным оценкам, потенциальный объём рынка систем мониторинга ВЛ 6–10 кВ в Российской Федерации составляет от 15 до 25 миллиардов рублей в период до 2030 года. Данная оценка основана на следующих предпосылках: общая протяжённость ВЛ 6–10 кВ в России составляет около 800 тысяч километров; плановый уровень автоматизации к 2030 году — 50%; средняя стоимость автоматизации одного километра линии (включая оборудование, каналы связи и программное обеспечение) составляет 80–120 тысяч рублей.</w:t>
-      </w:r>
-    </w:p>
-    <w:p>
-      <w:pPr>
-        <w:spacing w:before="0" w:after="0" w:line="360" w:lineRule="auto"/>
-        <w:ind w:firstLine="709"/>
-        <w:jc w:val="both"/>
-      </w:pPr>
-      <w:r>
-        <w:rPr>
-          <w:rFonts w:ascii="Times New Roman" w:hAnsi="Times New Roman"/>
-          <w:b w:val="0"/>
-          <w:i w:val="0"/>
-          <w:color w:val="000000"/>
-          <w:sz w:val="28"/>
-        </w:rPr>
-        <w:t>Конкурентное преимущество разработанного решения в данном сегменте определяется сочетанием следующих факторов: отсутствие лицензионных платежей (открытый исходный код); возможность адаптации под конкретные требования заказчика силами собственных или привлечённых разработчиков; соответствие требованиям импортозамещения (работа на Linux, российская разработка); низкие требования к серверной инфраструктуре (прототип работает на обычном персональном компьютере).</w:t>
-      </w:r>
-    </w:p>
-    <w:p>
-      <w:pPr>
-        <w:spacing w:before="0" w:after="0" w:line="360" w:lineRule="auto"/>
-        <w:ind w:firstLine="709"/>
-        <w:jc w:val="both"/>
-      </w:pPr>
-      <w:r>
-        <w:rPr>
-          <w:rFonts w:ascii="Times New Roman" w:hAnsi="Times New Roman"/>
-          <w:b w:val="0"/>
-          <w:i w:val="0"/>
-          <w:color w:val="000000"/>
-          <w:sz w:val="28"/>
-        </w:rPr>
-        <w:t>Для успешной коммерциализации необходимо выполнить ряд шагов: доработать прототип до промышленного уровня (замена SQLite на PostgreSQL, реализация горячего резервирования, оптимизация производительности для работы с тысячами устройств); провести сертификационные испытания и получить сертификат соответствия; пройти процедуру включения в Единый реестр российских программ; создать документацию и систему технической поддержки; провести пилотные внедрения в 2–3 электросетевых компаниях для получения референсного опыта.</w:t>
-      </w:r>
-    </w:p>
-    <w:p>
-      <w:pPr>
-        <w:spacing w:before="0" w:after="0" w:line="360" w:lineRule="auto"/>
-        <w:ind w:firstLine="709"/>
-        <w:jc w:val="both"/>
-      </w:pPr>
-      <w:r>
-        <w:rPr>
-          <w:rFonts w:ascii="Times New Roman" w:hAnsi="Times New Roman"/>
-          <w:b w:val="0"/>
-          <w:i w:val="0"/>
-          <w:color w:val="000000"/>
-          <w:sz w:val="28"/>
-        </w:rPr>
-        <w:t>Перспективы развития разработанного прототипа связаны с несколькими направлениями технологического совершенствования. Первое направление предусматривает переход от реляционной базы данных SQLite к промышленной СУБД PostgreSQL с расширением TimescaleDB, специализированным для хранения временных рядов. По результатам предварительного тестирования, использование TimescaleDB позволяет увеличить скорость записи телеметрических данных в 5–7 раз по сравнению с SQLite и обеспечить линейное масштабирование производительности при увеличении количества контролируемых объектов до нескольких тысяч.</w:t>
-      </w:r>
-    </w:p>
-    <w:p>
-      <w:pPr>
-        <w:spacing w:before="0" w:after="0" w:line="360" w:lineRule="auto"/>
-        <w:ind w:firstLine="709"/>
-        <w:jc w:val="both"/>
-      </w:pPr>
-      <w:r>
-        <w:rPr>
-          <w:rFonts w:ascii="Times New Roman" w:hAnsi="Times New Roman"/>
-          <w:b w:val="0"/>
-          <w:i w:val="0"/>
-          <w:color w:val="000000"/>
-          <w:sz w:val="28"/>
-        </w:rPr>
-        <w:t>Второе направление развития связано с внедрением модулей предиктивной аналитики на основе алгоритмов машинного обучения. Анализ накопленных исторических данных о работе оборудования и параметрах окружающей среды позволяет построить модели прогнозирования отказов, основанные на методах градиентного бустинга и рекуррентных нейронных сетей. Предварительные оценки показывают, что точность прогнозирования повреждений проводов от ветровых нагрузок может достигать 70–80 процентов при горизонте прогноза 6–12 часов, что даёт возможность превентивного снижения нагрузки на угрожаемых участках.</w:t>
-      </w:r>
-    </w:p>
-    <w:p>
-      <w:pPr>
-        <w:spacing w:before="0" w:after="0" w:line="360" w:lineRule="auto"/>
-        <w:ind w:firstLine="709"/>
-        <w:jc w:val="both"/>
-      </w:pPr>
-      <w:r>
-        <w:rPr>
-          <w:rFonts w:ascii="Times New Roman" w:hAnsi="Times New Roman"/>
-          <w:b w:val="0"/>
-          <w:i w:val="0"/>
-          <w:color w:val="000000"/>
-          <w:sz w:val="28"/>
-        </w:rPr>
-        <w:t>Третье направление предполагает интеграцию системы мониторинга с геоинформационными платформами для визуализации состояния линий на электронной карте местности. Отображение данных мониторинга в геоинформационном контексте позволяет диспетчеру более эффективно оценивать обстановку, планировать маршруты ремонтных бригад и координировать действия при массовых нарушениях электроснабжения. Для реализации данной функциональности планируется использование открытой картографической платформы OpenStreetMap в сочетании с библиотекой Leaflet.js.</w:t>
-      </w:r>
-    </w:p>
-    <w:p>
-      <w:pPr>
         <w:spacing w:before="120" w:after="0"/>
         <w:ind w:firstLine="0"/>
         <w:jc w:val="center"/>
